--- a/OKKAZ CahierDesCharges Technique Backend.docx
+++ b/OKKAZ CahierDesCharges Technique Backend.docx
@@ -494,7 +494,7 @@
           <w:sz w:val="22"/>
           <w:szCs w:val="22"/>
         </w:rPr>
-        <w:t xml:space="preserve">   3.7 Table contact_accesses</w:t>
+        <w:t xml:space="preserve">3.7 Table contact_reveals</w:t>
       </w:r>
     </w:p>
     <w:p>
@@ -650,7 +650,7 @@
           <w:sz w:val="22"/>
           <w:szCs w:val="22"/>
         </w:rPr>
-        <w:t xml:space="preserve">   4.6 Paiements &amp; accès contacts</w:t>
+        <w:t xml:space="preserve">4.6 Paiements</w:t>
       </w:r>
     </w:p>
     <w:p>
@@ -817,7 +817,7 @@
           <w:sz w:val="22"/>
           <w:szCs w:val="22"/>
         </w:rPr>
-        <w:t xml:space="preserve">OKKAZ est une marketplace web de mise en relation spécialisée dans la location de biens au Bénin. La plateforme connecte des propriétaires (qui proposent des biens à louer) et des locataires (qui cherchent à louer). Le modèle économique repose sur :</w:t>
+        <w:t xml:space="preserve">OKKAZ est une marketplace web de mise en relation spécialisée dans la location de biens au Bénin. La plateforme connecte des propriétaires (qui proposent des biens à louer) et des locataires (qui cherchent à louer). Le modèle de mise en relation et le modèle économique reposent sur :</w:t>
       </w:r>
     </w:p>
     <w:p>
@@ -834,7 +834,7 @@
           <w:sz w:val="22"/>
           <w:szCs w:val="22"/>
         </w:rPr>
-        <w:t xml:space="preserve">Le paiement à l'accès aux coordonnées d'un annonceur (2 500 FCFA par accès).</w:t>
+        <w:t xml:space="preserve">La consultation des coordonnées est gratuite pour le locataire : le numéro réel de l'annonceur est affiché s'il dispose d'un abonnement actif, sinon le numéro intermédiaire de la plateforme (WCC) est présenté.</w:t>
       </w:r>
     </w:p>
     <w:p>
@@ -851,7 +851,7 @@
           <w:sz w:val="22"/>
           <w:szCs w:val="22"/>
         </w:rPr>
-        <w:t xml:space="preserve">Les abonnements Premium pour les propriétaires (hebdomadaire : 3 000 FCFA / mensuel : 10 000 FCFA).</w:t>
+        <w:t xml:space="preserve">Les abonnements Premium pour les annonceurs (hebdomadaire : 3 000 FCFA / mensuel : 10 000 FCFA), qui débloquent l'affichage de leur numéro réel sur leurs annonces.</w:t>
       </w:r>
     </w:p>
     <w:p>
@@ -3289,7 +3289,7 @@
           <w:sz w:val="22"/>
           <w:szCs w:val="22"/>
         </w:rPr>
-        <w:t xml:space="preserve">L'annonce est visible publiquement. Le numéro de contact est masqué.</w:t>
+        <w:t xml:space="preserve">L'annonce est visible publiquement. Le numéro affiché dépend de l'annonceur : son numéro réel s'il dispose d'un abonnement actif, sinon le numéro intermédiaire de la plateforme (WCC).</w:t>
       </w:r>
     </w:p>
     <w:p>
@@ -3306,7 +3306,7 @@
           <w:sz w:val="22"/>
           <w:szCs w:val="22"/>
         </w:rPr>
-        <w:t xml:space="preserve">Le locataire paie 2 500 FCFA via Mobile Money ou carte bancaire.</w:t>
+        <w:t xml:space="preserve">Le locataire consulte gratuitement les coordonnées de l'annonce ; cette consultation est enregistrée (table contact_reveals).</w:t>
       </w:r>
     </w:p>
     <w:p>
@@ -3323,7 +3323,7 @@
           <w:sz w:val="22"/>
           <w:szCs w:val="22"/>
         </w:rPr>
-        <w:t xml:space="preserve">Après paiement validé, le numéro de contact est révélé pour une durée configurable.</w:t>
+        <w:t xml:space="preserve">Pour faire afficher son propre numéro à la place du numéro intermédiaire, l'annonceur souscrit un abonnement (hebdomadaire ou mensuel).</w:t>
       </w:r>
     </w:p>
     <w:p>
@@ -3340,7 +3340,7 @@
           <w:sz w:val="22"/>
           <w:szCs w:val="22"/>
         </w:rPr>
-        <w:t xml:space="preserve">Le locataire peut laisser un avis et/ou signaler un manquement.</w:t>
+        <w:t xml:space="preserve">Après avoir consulté un contact, le locataire peut laisser un avis et/ou signaler un manquement.</w:t>
       </w:r>
     </w:p>
     <w:p>
@@ -10431,7 +10431,7 @@
                 <w:sz w:val="20"/>
                 <w:szCs w:val="20"/>
               </w:rPr>
-              <w:t xml:space="preserve">Numéro de contact réel (masqué)</w:t>
+              <w:t xml:space="preserve">Numéro de contact réel de l'annonceur (chiffré ; affiché si abonnement actif)</w:t>
             </w:r>
           </w:p>
         </w:tc>
@@ -10541,7 +10541,7 @@
                 <w:sz w:val="20"/>
                 <w:szCs w:val="20"/>
               </w:rPr>
-              <w:t xml:space="preserve">Numéro intermédiaire WCC affiché</w:t>
+              <w:t xml:space="preserve">Numéro intermédiaire WCC (affiché si annonceur non abonné)</w:t>
             </w:r>
           </w:p>
         </w:tc>
@@ -11091,7 +11091,7 @@
                 <w:sz w:val="20"/>
                 <w:szCs w:val="20"/>
               </w:rPr>
-              <w:t xml:space="preserve">Nombre d'accès contacts payés</w:t>
+              <w:t xml:space="preserve">Nombre de consultations du contact</w:t>
             </w:r>
           </w:p>
         </w:tc>
@@ -11934,7 +11934,7 @@
                 <w:sz w:val="20"/>
                 <w:szCs w:val="20"/>
               </w:rPr>
-              <w:t xml:space="preserve">SECURITE : Le champ contact_phone est crypté au repos. Il n'est jamais retourné directement dans la réponse API sauf après validation d'un paiement. Le frontend reçoit uniquement contact_phone_wcc pour les utilisateurs non payants.</w:t>
+              <w:t xml:space="preserve">SECURITE : Le champ contact_phone est chiffré au repos. Le numéro réel n'est retourné que lors de la consultation d'un locataire et uniquement si l'annonceur dispose d'un abonnement actif ; sinon le frontend reçoit contact_phone_wcc (numéro intermédiaire de la plateforme).</w:t>
             </w:r>
           </w:p>
         </w:tc>
@@ -14203,7 +14203,7 @@
           <w:sz w:val="28"/>
           <w:szCs w:val="28"/>
         </w:rPr>
-        <w:t xml:space="preserve">3.7 Table : contact_accesses</w:t>
+        <w:t xml:space="preserve">3.7 Table : contact_reveals</w:t>
       </w:r>
     </w:p>
     <w:p>
@@ -14216,7 +14216,7 @@
           <w:sz w:val="22"/>
           <w:szCs w:val="22"/>
         </w:rPr>
-        <w:t xml:space="preserve">Trace chaque accès payant aux coordonnées d'un annonceur. Permet de contrôler la durée d'accès et d'éviter les doublon-paiements.</w:t>
+        <w:t xml:space="preserve">Trace chaque consultation (gratuite) des coordonnées d'une annonce par un locataire connecté. Sert de preuve d'interaction conditionnant la possibilité de laisser un avis. Aucun paiement n'y est associé.</w:t>
       </w:r>
     </w:p>
     <w:tbl>
@@ -14581,7 +14581,7 @@
                 <w:sz w:val="20"/>
                 <w:szCs w:val="20"/>
               </w:rPr>
-              <w:t xml:space="preserve">Locataire ayant payé</w:t>
+              <w:t xml:space="preserve">Locataire ayant consulté</w:t>
             </w:r>
           </w:p>
         </w:tc>
@@ -14691,7 +14691,7 @@
                 <w:sz w:val="20"/>
                 <w:szCs w:val="20"/>
               </w:rPr>
-              <w:t xml:space="preserve">Annonce concernée</w:t>
+              <w:t xml:space="preserve">Annonce consultée</w:t>
             </w:r>
           </w:p>
         </w:tc>
@@ -14706,21 +14706,21 @@
               <w:bottom w:val="single" w:color="CCCCCC" w:sz="1"/>
               <w:right w:val="single" w:color="CCCCCC" w:sz="1"/>
             </w:tcBorders>
-            <w:shd w:fill="F5F5F5" w:val="clear"/>
-            <w:tcMar>
-              <w:top w:type="dxa" w:w="80"/>
-              <w:left w:type="dxa" w:w="120"/>
-              <w:bottom w:type="dxa" w:w="80"/>
-              <w:right w:type="dxa" w:w="120"/>
-            </w:tcMar>
-          </w:tcPr>
-          <w:p>
-            <w:r>
-              <w:rPr>
-                <w:sz w:val="20"/>
-                <w:szCs w:val="20"/>
-              </w:rPr>
-              <w:t xml:space="preserve">payment_id</w:t>
+            <w:shd w:fill="FFFFFF" w:val="clear"/>
+            <w:tcMar>
+              <w:top w:type="dxa" w:w="80"/>
+              <w:left w:type="dxa" w:w="120"/>
+              <w:bottom w:type="dxa" w:w="80"/>
+              <w:right w:type="dxa" w:w="120"/>
+            </w:tcMar>
+          </w:tcPr>
+          <w:p>
+            <w:r>
+              <w:rPr>
+                <w:sz w:val="20"/>
+                <w:szCs w:val="20"/>
+              </w:rPr>
+              <w:t xml:space="preserve">created_at</w:t>
             </w:r>
           </w:p>
         </w:tc>
@@ -14733,21 +14733,21 @@
               <w:bottom w:val="single" w:color="CCCCCC" w:sz="1"/>
               <w:right w:val="single" w:color="CCCCCC" w:sz="1"/>
             </w:tcBorders>
-            <w:shd w:fill="F5F5F5" w:val="clear"/>
-            <w:tcMar>
-              <w:top w:type="dxa" w:w="80"/>
-              <w:left w:type="dxa" w:w="120"/>
-              <w:bottom w:type="dxa" w:w="80"/>
-              <w:right w:type="dxa" w:w="120"/>
-            </w:tcMar>
-          </w:tcPr>
-          <w:p>
-            <w:r>
-              <w:rPr>
-                <w:sz w:val="20"/>
-                <w:szCs w:val="20"/>
-              </w:rPr>
-              <w:t xml:space="preserve">UUID</w:t>
+            <w:shd w:fill="FFFFFF" w:val="clear"/>
+            <w:tcMar>
+              <w:top w:type="dxa" w:w="80"/>
+              <w:left w:type="dxa" w:w="120"/>
+              <w:bottom w:type="dxa" w:w="80"/>
+              <w:right w:type="dxa" w:w="120"/>
+            </w:tcMar>
+          </w:tcPr>
+          <w:p>
+            <w:r>
+              <w:rPr>
+                <w:sz w:val="20"/>
+                <w:szCs w:val="20"/>
+              </w:rPr>
+              <w:t xml:space="preserve">TIMESTAMPTZ</w:t>
             </w:r>
           </w:p>
         </w:tc>
@@ -14760,21 +14760,21 @@
               <w:bottom w:val="single" w:color="CCCCCC" w:sz="1"/>
               <w:right w:val="single" w:color="CCCCCC" w:sz="1"/>
             </w:tcBorders>
-            <w:shd w:fill="F5F5F5" w:val="clear"/>
-            <w:tcMar>
-              <w:top w:type="dxa" w:w="80"/>
-              <w:left w:type="dxa" w:w="120"/>
-              <w:bottom w:type="dxa" w:w="80"/>
-              <w:right w:type="dxa" w:w="120"/>
-            </w:tcMar>
-          </w:tcPr>
-          <w:p>
-            <w:r>
-              <w:rPr>
-                <w:sz w:val="20"/>
-                <w:szCs w:val="20"/>
-              </w:rPr>
-              <w:t xml:space="preserve">FK payments(id), NOT NULL</w:t>
+            <w:shd w:fill="FFFFFF" w:val="clear"/>
+            <w:tcMar>
+              <w:top w:type="dxa" w:w="80"/>
+              <w:left w:type="dxa" w:w="120"/>
+              <w:bottom w:type="dxa" w:w="80"/>
+              <w:right w:type="dxa" w:w="120"/>
+            </w:tcMar>
+          </w:tcPr>
+          <w:p>
+            <w:r>
+              <w:rPr>
+                <w:sz w:val="20"/>
+                <w:szCs w:val="20"/>
+              </w:rPr>
+              <w:t xml:space="preserve">DEFAULT NOW()</w:t>
             </w:r>
           </w:p>
         </w:tc>
@@ -14787,571 +14787,21 @@
               <w:bottom w:val="single" w:color="CCCCCC" w:sz="1"/>
               <w:right w:val="single" w:color="CCCCCC" w:sz="1"/>
             </w:tcBorders>
-            <w:shd w:fill="F5F5F5" w:val="clear"/>
-            <w:tcMar>
-              <w:top w:type="dxa" w:w="80"/>
-              <w:left w:type="dxa" w:w="120"/>
-              <w:bottom w:type="dxa" w:w="80"/>
-              <w:right w:type="dxa" w:w="120"/>
-            </w:tcMar>
-          </w:tcPr>
-          <w:p>
-            <w:r>
-              <w:rPr>
-                <w:sz w:val="20"/>
-                <w:szCs w:val="20"/>
-              </w:rPr>
-              <w:t xml:space="preserve">Paiement associé</w:t>
-            </w:r>
-          </w:p>
-        </w:tc>
-      </w:tr>
-      <w:tr>
-        <w:tc>
-          <w:tcPr>
-            <w:tcW w:type="dxa" w:w="2400"/>
-            <w:tcBorders>
-              <w:top w:val="single" w:color="CCCCCC" w:sz="1"/>
-              <w:left w:val="single" w:color="CCCCCC" w:sz="1"/>
-              <w:bottom w:val="single" w:color="CCCCCC" w:sz="1"/>
-              <w:right w:val="single" w:color="CCCCCC" w:sz="1"/>
-            </w:tcBorders>
-            <w:shd w:fill="FFFFFF" w:val="clear"/>
-            <w:tcMar>
-              <w:top w:type="dxa" w:w="80"/>
-              <w:left w:type="dxa" w:w="120"/>
-              <w:bottom w:type="dxa" w:w="80"/>
-              <w:right w:type="dxa" w:w="120"/>
-            </w:tcMar>
-          </w:tcPr>
-          <w:p>
-            <w:r>
-              <w:rPr>
-                <w:sz w:val="20"/>
-                <w:szCs w:val="20"/>
-              </w:rPr>
-              <w:t xml:space="preserve">contact_phone_revealed</w:t>
-            </w:r>
-          </w:p>
-        </w:tc>
-        <w:tc>
-          <w:tcPr>
-            <w:tcW w:type="dxa" w:w="2000"/>
-            <w:tcBorders>
-              <w:top w:val="single" w:color="CCCCCC" w:sz="1"/>
-              <w:left w:val="single" w:color="CCCCCC" w:sz="1"/>
-              <w:bottom w:val="single" w:color="CCCCCC" w:sz="1"/>
-              <w:right w:val="single" w:color="CCCCCC" w:sz="1"/>
-            </w:tcBorders>
-            <w:shd w:fill="FFFFFF" w:val="clear"/>
-            <w:tcMar>
-              <w:top w:type="dxa" w:w="80"/>
-              <w:left w:type="dxa" w:w="120"/>
-              <w:bottom w:type="dxa" w:w="80"/>
-              <w:right w:type="dxa" w:w="120"/>
-            </w:tcMar>
-          </w:tcPr>
-          <w:p>
-            <w:r>
-              <w:rPr>
-                <w:sz w:val="20"/>
-                <w:szCs w:val="20"/>
-              </w:rPr>
-              <w:t xml:space="preserve">VARCHAR(20)</w:t>
-            </w:r>
-          </w:p>
-        </w:tc>
-        <w:tc>
-          <w:tcPr>
-            <w:tcW w:type="dxa" w:w="1800"/>
-            <w:tcBorders>
-              <w:top w:val="single" w:color="CCCCCC" w:sz="1"/>
-              <w:left w:val="single" w:color="CCCCCC" w:sz="1"/>
-              <w:bottom w:val="single" w:color="CCCCCC" w:sz="1"/>
-              <w:right w:val="single" w:color="CCCCCC" w:sz="1"/>
-            </w:tcBorders>
-            <w:shd w:fill="FFFFFF" w:val="clear"/>
-            <w:tcMar>
-              <w:top w:type="dxa" w:w="80"/>
-              <w:left w:type="dxa" w:w="120"/>
-              <w:bottom w:type="dxa" w:w="80"/>
-              <w:right w:type="dxa" w:w="120"/>
-            </w:tcMar>
-          </w:tcPr>
-          <w:p>
-            <w:r>
-              <w:rPr>
-                <w:sz w:val="20"/>
-                <w:szCs w:val="20"/>
-              </w:rPr>
-              <w:t xml:space="preserve">NOT NULL</w:t>
-            </w:r>
-          </w:p>
-        </w:tc>
-        <w:tc>
-          <w:tcPr>
-            <w:tcW w:type="dxa" w:w="2800"/>
-            <w:tcBorders>
-              <w:top w:val="single" w:color="CCCCCC" w:sz="1"/>
-              <w:left w:val="single" w:color="CCCCCC" w:sz="1"/>
-              <w:bottom w:val="single" w:color="CCCCCC" w:sz="1"/>
-              <w:right w:val="single" w:color="CCCCCC" w:sz="1"/>
-            </w:tcBorders>
-            <w:shd w:fill="FFFFFF" w:val="clear"/>
-            <w:tcMar>
-              <w:top w:type="dxa" w:w="80"/>
-              <w:left w:type="dxa" w:w="120"/>
-              <w:bottom w:type="dxa" w:w="80"/>
-              <w:right w:type="dxa" w:w="120"/>
-            </w:tcMar>
-          </w:tcPr>
-          <w:p>
-            <w:r>
-              <w:rPr>
-                <w:sz w:val="20"/>
-                <w:szCs w:val="20"/>
-              </w:rPr>
-              <w:t xml:space="preserve">Numéro révélé (chiffré)</w:t>
-            </w:r>
-          </w:p>
-        </w:tc>
-      </w:tr>
-      <w:tr>
-        <w:tc>
-          <w:tcPr>
-            <w:tcW w:type="dxa" w:w="2400"/>
-            <w:tcBorders>
-              <w:top w:val="single" w:color="CCCCCC" w:sz="1"/>
-              <w:left w:val="single" w:color="CCCCCC" w:sz="1"/>
-              <w:bottom w:val="single" w:color="CCCCCC" w:sz="1"/>
-              <w:right w:val="single" w:color="CCCCCC" w:sz="1"/>
-            </w:tcBorders>
-            <w:shd w:fill="F5F5F5" w:val="clear"/>
-            <w:tcMar>
-              <w:top w:type="dxa" w:w="80"/>
-              <w:left w:type="dxa" w:w="120"/>
-              <w:bottom w:type="dxa" w:w="80"/>
-              <w:right w:type="dxa" w:w="120"/>
-            </w:tcMar>
-          </w:tcPr>
-          <w:p>
-            <w:r>
-              <w:rPr>
-                <w:sz w:val="20"/>
-                <w:szCs w:val="20"/>
-              </w:rPr>
-              <w:t xml:space="preserve">amount_paid</w:t>
-            </w:r>
-          </w:p>
-        </w:tc>
-        <w:tc>
-          <w:tcPr>
-            <w:tcW w:type="dxa" w:w="2000"/>
-            <w:tcBorders>
-              <w:top w:val="single" w:color="CCCCCC" w:sz="1"/>
-              <w:left w:val="single" w:color="CCCCCC" w:sz="1"/>
-              <w:bottom w:val="single" w:color="CCCCCC" w:sz="1"/>
-              <w:right w:val="single" w:color="CCCCCC" w:sz="1"/>
-            </w:tcBorders>
-            <w:shd w:fill="F5F5F5" w:val="clear"/>
-            <w:tcMar>
-              <w:top w:type="dxa" w:w="80"/>
-              <w:left w:type="dxa" w:w="120"/>
-              <w:bottom w:type="dxa" w:w="80"/>
-              <w:right w:type="dxa" w:w="120"/>
-            </w:tcMar>
-          </w:tcPr>
-          <w:p>
-            <w:r>
-              <w:rPr>
-                <w:sz w:val="20"/>
-                <w:szCs w:val="20"/>
-              </w:rPr>
-              <w:t xml:space="preserve">DECIMAL(12,2)</w:t>
-            </w:r>
-          </w:p>
-        </w:tc>
-        <w:tc>
-          <w:tcPr>
-            <w:tcW w:type="dxa" w:w="1800"/>
-            <w:tcBorders>
-              <w:top w:val="single" w:color="CCCCCC" w:sz="1"/>
-              <w:left w:val="single" w:color="CCCCCC" w:sz="1"/>
-              <w:bottom w:val="single" w:color="CCCCCC" w:sz="1"/>
-              <w:right w:val="single" w:color="CCCCCC" w:sz="1"/>
-            </w:tcBorders>
-            <w:shd w:fill="F5F5F5" w:val="clear"/>
-            <w:tcMar>
-              <w:top w:type="dxa" w:w="80"/>
-              <w:left w:type="dxa" w:w="120"/>
-              <w:bottom w:type="dxa" w:w="80"/>
-              <w:right w:type="dxa" w:w="120"/>
-            </w:tcMar>
-          </w:tcPr>
-          <w:p>
-            <w:r>
-              <w:rPr>
-                <w:sz w:val="20"/>
-                <w:szCs w:val="20"/>
-              </w:rPr>
-              <w:t xml:space="preserve">NOT NULL</w:t>
-            </w:r>
-          </w:p>
-        </w:tc>
-        <w:tc>
-          <w:tcPr>
-            <w:tcW w:type="dxa" w:w="2800"/>
-            <w:tcBorders>
-              <w:top w:val="single" w:color="CCCCCC" w:sz="1"/>
-              <w:left w:val="single" w:color="CCCCCC" w:sz="1"/>
-              <w:bottom w:val="single" w:color="CCCCCC" w:sz="1"/>
-              <w:right w:val="single" w:color="CCCCCC" w:sz="1"/>
-            </w:tcBorders>
-            <w:shd w:fill="F5F5F5" w:val="clear"/>
-            <w:tcMar>
-              <w:top w:type="dxa" w:w="80"/>
-              <w:left w:type="dxa" w:w="120"/>
-              <w:bottom w:type="dxa" w:w="80"/>
-              <w:right w:type="dxa" w:w="120"/>
-            </w:tcMar>
-          </w:tcPr>
-          <w:p>
-            <w:r>
-              <w:rPr>
-                <w:sz w:val="20"/>
-                <w:szCs w:val="20"/>
-              </w:rPr>
-              <w:t xml:space="preserve">Montant payé</w:t>
-            </w:r>
-          </w:p>
-        </w:tc>
-      </w:tr>
-      <w:tr>
-        <w:tc>
-          <w:tcPr>
-            <w:tcW w:type="dxa" w:w="2400"/>
-            <w:tcBorders>
-              <w:top w:val="single" w:color="CCCCCC" w:sz="1"/>
-              <w:left w:val="single" w:color="CCCCCC" w:sz="1"/>
-              <w:bottom w:val="single" w:color="CCCCCC" w:sz="1"/>
-              <w:right w:val="single" w:color="CCCCCC" w:sz="1"/>
-            </w:tcBorders>
-            <w:shd w:fill="FFFFFF" w:val="clear"/>
-            <w:tcMar>
-              <w:top w:type="dxa" w:w="80"/>
-              <w:left w:type="dxa" w:w="120"/>
-              <w:bottom w:type="dxa" w:w="80"/>
-              <w:right w:type="dxa" w:w="120"/>
-            </w:tcMar>
-          </w:tcPr>
-          <w:p>
-            <w:r>
-              <w:rPr>
-                <w:sz w:val="20"/>
-                <w:szCs w:val="20"/>
-              </w:rPr>
-              <w:t xml:space="preserve">expires_at</w:t>
-            </w:r>
-          </w:p>
-        </w:tc>
-        <w:tc>
-          <w:tcPr>
-            <w:tcW w:type="dxa" w:w="2000"/>
-            <w:tcBorders>
-              <w:top w:val="single" w:color="CCCCCC" w:sz="1"/>
-              <w:left w:val="single" w:color="CCCCCC" w:sz="1"/>
-              <w:bottom w:val="single" w:color="CCCCCC" w:sz="1"/>
-              <w:right w:val="single" w:color="CCCCCC" w:sz="1"/>
-            </w:tcBorders>
-            <w:shd w:fill="FFFFFF" w:val="clear"/>
-            <w:tcMar>
-              <w:top w:type="dxa" w:w="80"/>
-              <w:left w:type="dxa" w:w="120"/>
-              <w:bottom w:type="dxa" w:w="80"/>
-              <w:right w:type="dxa" w:w="120"/>
-            </w:tcMar>
-          </w:tcPr>
-          <w:p>
-            <w:r>
-              <w:rPr>
-                <w:sz w:val="20"/>
-                <w:szCs w:val="20"/>
-              </w:rPr>
-              <w:t xml:space="preserve">TIMESTAMPTZ</w:t>
-            </w:r>
-          </w:p>
-        </w:tc>
-        <w:tc>
-          <w:tcPr>
-            <w:tcW w:type="dxa" w:w="1800"/>
-            <w:tcBorders>
-              <w:top w:val="single" w:color="CCCCCC" w:sz="1"/>
-              <w:left w:val="single" w:color="CCCCCC" w:sz="1"/>
-              <w:bottom w:val="single" w:color="CCCCCC" w:sz="1"/>
-              <w:right w:val="single" w:color="CCCCCC" w:sz="1"/>
-            </w:tcBorders>
-            <w:shd w:fill="FFFFFF" w:val="clear"/>
-            <w:tcMar>
-              <w:top w:type="dxa" w:w="80"/>
-              <w:left w:type="dxa" w:w="120"/>
-              <w:bottom w:type="dxa" w:w="80"/>
-              <w:right w:type="dxa" w:w="120"/>
-            </w:tcMar>
-          </w:tcPr>
-          <w:p>
-            <w:r>
-              <w:rPr>
-                <w:sz w:val="20"/>
-                <w:szCs w:val="20"/>
-              </w:rPr>
-              <w:t xml:space="preserve">NOT NULL</w:t>
-            </w:r>
-          </w:p>
-        </w:tc>
-        <w:tc>
-          <w:tcPr>
-            <w:tcW w:type="dxa" w:w="2800"/>
-            <w:tcBorders>
-              <w:top w:val="single" w:color="CCCCCC" w:sz="1"/>
-              <w:left w:val="single" w:color="CCCCCC" w:sz="1"/>
-              <w:bottom w:val="single" w:color="CCCCCC" w:sz="1"/>
-              <w:right w:val="single" w:color="CCCCCC" w:sz="1"/>
-            </w:tcBorders>
-            <w:shd w:fill="FFFFFF" w:val="clear"/>
-            <w:tcMar>
-              <w:top w:type="dxa" w:w="80"/>
-              <w:left w:type="dxa" w:w="120"/>
-              <w:bottom w:type="dxa" w:w="80"/>
-              <w:right w:type="dxa" w:w="120"/>
-            </w:tcMar>
-          </w:tcPr>
-          <w:p>
-            <w:r>
-              <w:rPr>
-                <w:sz w:val="20"/>
-                <w:szCs w:val="20"/>
-              </w:rPr>
-              <w:t xml:space="preserve">Date d'expiration de l'accès</w:t>
-            </w:r>
-          </w:p>
-        </w:tc>
-      </w:tr>
-      <w:tr>
-        <w:tc>
-          <w:tcPr>
-            <w:tcW w:type="dxa" w:w="2400"/>
-            <w:tcBorders>
-              <w:top w:val="single" w:color="CCCCCC" w:sz="1"/>
-              <w:left w:val="single" w:color="CCCCCC" w:sz="1"/>
-              <w:bottom w:val="single" w:color="CCCCCC" w:sz="1"/>
-              <w:right w:val="single" w:color="CCCCCC" w:sz="1"/>
-            </w:tcBorders>
-            <w:shd w:fill="F5F5F5" w:val="clear"/>
-            <w:tcMar>
-              <w:top w:type="dxa" w:w="80"/>
-              <w:left w:type="dxa" w:w="120"/>
-              <w:bottom w:type="dxa" w:w="80"/>
-              <w:right w:type="dxa" w:w="120"/>
-            </w:tcMar>
-          </w:tcPr>
-          <w:p>
-            <w:r>
-              <w:rPr>
-                <w:sz w:val="20"/>
-                <w:szCs w:val="20"/>
-              </w:rPr>
-              <w:t xml:space="preserve">is_active</w:t>
-            </w:r>
-          </w:p>
-        </w:tc>
-        <w:tc>
-          <w:tcPr>
-            <w:tcW w:type="dxa" w:w="2000"/>
-            <w:tcBorders>
-              <w:top w:val="single" w:color="CCCCCC" w:sz="1"/>
-              <w:left w:val="single" w:color="CCCCCC" w:sz="1"/>
-              <w:bottom w:val="single" w:color="CCCCCC" w:sz="1"/>
-              <w:right w:val="single" w:color="CCCCCC" w:sz="1"/>
-            </w:tcBorders>
-            <w:shd w:fill="F5F5F5" w:val="clear"/>
-            <w:tcMar>
-              <w:top w:type="dxa" w:w="80"/>
-              <w:left w:type="dxa" w:w="120"/>
-              <w:bottom w:type="dxa" w:w="80"/>
-              <w:right w:type="dxa" w:w="120"/>
-            </w:tcMar>
-          </w:tcPr>
-          <w:p>
-            <w:r>
-              <w:rPr>
-                <w:sz w:val="20"/>
-                <w:szCs w:val="20"/>
-              </w:rPr>
-              <w:t xml:space="preserve">BOOLEAN</w:t>
-            </w:r>
-          </w:p>
-        </w:tc>
-        <w:tc>
-          <w:tcPr>
-            <w:tcW w:type="dxa" w:w="1800"/>
-            <w:tcBorders>
-              <w:top w:val="single" w:color="CCCCCC" w:sz="1"/>
-              <w:left w:val="single" w:color="CCCCCC" w:sz="1"/>
-              <w:bottom w:val="single" w:color="CCCCCC" w:sz="1"/>
-              <w:right w:val="single" w:color="CCCCCC" w:sz="1"/>
-            </w:tcBorders>
-            <w:shd w:fill="F5F5F5" w:val="clear"/>
-            <w:tcMar>
-              <w:top w:type="dxa" w:w="80"/>
-              <w:left w:type="dxa" w:w="120"/>
-              <w:bottom w:type="dxa" w:w="80"/>
-              <w:right w:type="dxa" w:w="120"/>
-            </w:tcMar>
-          </w:tcPr>
-          <w:p>
-            <w:r>
-              <w:rPr>
-                <w:sz w:val="20"/>
-                <w:szCs w:val="20"/>
-              </w:rPr>
-              <w:t xml:space="preserve">DEFAULT true</w:t>
-            </w:r>
-          </w:p>
-        </w:tc>
-        <w:tc>
-          <w:tcPr>
-            <w:tcW w:type="dxa" w:w="2800"/>
-            <w:tcBorders>
-              <w:top w:val="single" w:color="CCCCCC" w:sz="1"/>
-              <w:left w:val="single" w:color="CCCCCC" w:sz="1"/>
-              <w:bottom w:val="single" w:color="CCCCCC" w:sz="1"/>
-              <w:right w:val="single" w:color="CCCCCC" w:sz="1"/>
-            </w:tcBorders>
-            <w:shd w:fill="F5F5F5" w:val="clear"/>
-            <w:tcMar>
-              <w:top w:type="dxa" w:w="80"/>
-              <w:left w:type="dxa" w:w="120"/>
-              <w:bottom w:type="dxa" w:w="80"/>
-              <w:right w:type="dxa" w:w="120"/>
-            </w:tcMar>
-          </w:tcPr>
-          <w:p>
-            <w:r>
-              <w:rPr>
-                <w:sz w:val="20"/>
-                <w:szCs w:val="20"/>
-              </w:rPr>
-              <w:t xml:space="preserve">Accès encore valide ?</w:t>
-            </w:r>
-          </w:p>
-        </w:tc>
-      </w:tr>
-      <w:tr>
-        <w:tc>
-          <w:tcPr>
-            <w:tcW w:type="dxa" w:w="2400"/>
-            <w:tcBorders>
-              <w:top w:val="single" w:color="CCCCCC" w:sz="1"/>
-              <w:left w:val="single" w:color="CCCCCC" w:sz="1"/>
-              <w:bottom w:val="single" w:color="CCCCCC" w:sz="1"/>
-              <w:right w:val="single" w:color="CCCCCC" w:sz="1"/>
-            </w:tcBorders>
-            <w:shd w:fill="FFFFFF" w:val="clear"/>
-            <w:tcMar>
-              <w:top w:type="dxa" w:w="80"/>
-              <w:left w:type="dxa" w:w="120"/>
-              <w:bottom w:type="dxa" w:w="80"/>
-              <w:right w:type="dxa" w:w="120"/>
-            </w:tcMar>
-          </w:tcPr>
-          <w:p>
-            <w:r>
-              <w:rPr>
-                <w:sz w:val="20"/>
-                <w:szCs w:val="20"/>
-              </w:rPr>
-              <w:t xml:space="preserve">created_at</w:t>
-            </w:r>
-          </w:p>
-        </w:tc>
-        <w:tc>
-          <w:tcPr>
-            <w:tcW w:type="dxa" w:w="2000"/>
-            <w:tcBorders>
-              <w:top w:val="single" w:color="CCCCCC" w:sz="1"/>
-              <w:left w:val="single" w:color="CCCCCC" w:sz="1"/>
-              <w:bottom w:val="single" w:color="CCCCCC" w:sz="1"/>
-              <w:right w:val="single" w:color="CCCCCC" w:sz="1"/>
-            </w:tcBorders>
-            <w:shd w:fill="FFFFFF" w:val="clear"/>
-            <w:tcMar>
-              <w:top w:type="dxa" w:w="80"/>
-              <w:left w:type="dxa" w:w="120"/>
-              <w:bottom w:type="dxa" w:w="80"/>
-              <w:right w:type="dxa" w:w="120"/>
-            </w:tcMar>
-          </w:tcPr>
-          <w:p>
-            <w:r>
-              <w:rPr>
-                <w:sz w:val="20"/>
-                <w:szCs w:val="20"/>
-              </w:rPr>
-              <w:t xml:space="preserve">TIMESTAMPTZ</w:t>
-            </w:r>
-          </w:p>
-        </w:tc>
-        <w:tc>
-          <w:tcPr>
-            <w:tcW w:type="dxa" w:w="1800"/>
-            <w:tcBorders>
-              <w:top w:val="single" w:color="CCCCCC" w:sz="1"/>
-              <w:left w:val="single" w:color="CCCCCC" w:sz="1"/>
-              <w:bottom w:val="single" w:color="CCCCCC" w:sz="1"/>
-              <w:right w:val="single" w:color="CCCCCC" w:sz="1"/>
-            </w:tcBorders>
-            <w:shd w:fill="FFFFFF" w:val="clear"/>
-            <w:tcMar>
-              <w:top w:type="dxa" w:w="80"/>
-              <w:left w:type="dxa" w:w="120"/>
-              <w:bottom w:type="dxa" w:w="80"/>
-              <w:right w:type="dxa" w:w="120"/>
-            </w:tcMar>
-          </w:tcPr>
-          <w:p>
-            <w:r>
-              <w:rPr>
-                <w:sz w:val="20"/>
-                <w:szCs w:val="20"/>
-              </w:rPr>
-              <w:t xml:space="preserve">DEFAULT NOW()</w:t>
-            </w:r>
-          </w:p>
-        </w:tc>
-        <w:tc>
-          <w:tcPr>
-            <w:tcW w:type="dxa" w:w="2800"/>
-            <w:tcBorders>
-              <w:top w:val="single" w:color="CCCCCC" w:sz="1"/>
-              <w:left w:val="single" w:color="CCCCCC" w:sz="1"/>
-              <w:bottom w:val="single" w:color="CCCCCC" w:sz="1"/>
-              <w:right w:val="single" w:color="CCCCCC" w:sz="1"/>
-            </w:tcBorders>
-            <w:shd w:fill="FFFFFF" w:val="clear"/>
-            <w:tcMar>
-              <w:top w:type="dxa" w:w="80"/>
-              <w:left w:type="dxa" w:w="120"/>
-              <w:bottom w:type="dxa" w:w="80"/>
-              <w:right w:type="dxa" w:w="120"/>
-            </w:tcMar>
-          </w:tcPr>
-          <w:p>
-            <w:r>
-              <w:rPr>
-                <w:sz w:val="20"/>
-                <w:szCs w:val="20"/>
-              </w:rPr>
-              <w:t xml:space="preserve">Date d'achat</w:t>
+            <w:shd w:fill="FFFFFF" w:val="clear"/>
+            <w:tcMar>
+              <w:top w:type="dxa" w:w="80"/>
+              <w:left w:type="dxa" w:w="120"/>
+              <w:bottom w:type="dxa" w:w="80"/>
+              <w:right w:type="dxa" w:w="120"/>
+            </w:tcMar>
+          </w:tcPr>
+          <w:p>
+            <w:r>
+              <w:rPr>
+                <w:sz w:val="20"/>
+                <w:szCs w:val="20"/>
+              </w:rPr>
+              <w:t xml:space="preserve">Date de consultation</w:t>
             </w:r>
           </w:p>
         </w:tc>
@@ -15380,7 +14830,7 @@
           <w:sz w:val="22"/>
           <w:szCs w:val="22"/>
         </w:rPr>
-        <w:t xml:space="preserve">Contrainte : UNIQUE(user_id, listing_id) si l'accès est encore actif (pas expiré). Empêche un double paiement.</w:t>
+        <w:t xml:space="preserve">Contrainte : UNIQUE(user_id, listing_id) — une seule entrée par couple (locataire, annonce).</w:t>
       </w:r>
     </w:p>
     <w:p>
@@ -15871,7 +15321,7 @@
                 <w:sz w:val="20"/>
                 <w:szCs w:val="20"/>
               </w:rPr>
-              <w:t xml:space="preserve">CONTACT_ACCESS | SUBSCRIPTION | DEMAND_LISTING | EXPRESS_DEMAND</w:t>
+              <w:t xml:space="preserve">SUBSCRIPTION | DEMAND_LISTING | EXPRESS_DEMAND</w:t>
             </w:r>
           </w:p>
         </w:tc>
@@ -19381,7 +18831,7 @@
           <w:sz w:val="22"/>
           <w:szCs w:val="22"/>
         </w:rPr>
-        <w:t xml:space="preserve">Contrainte : un utilisateur ne peut laisser qu'un seul avis par annonce : UNIQUE(reviewer_id, listing_id). L'avis n'est possible qu'après un accès contact payé et validé.</w:t>
+        <w:t xml:space="preserve">Contrainte : un utilisateur ne peut laisser qu'un seul avis par annonce : UNIQUE(reviewer_id, listing_id). L'avis n'est possible qu'après avoir consulté le contact (présence d'un enregistrement contact_reveals pour ce couple utilisateur/annonce) et après un délai minimal configurable depuis cette consultation (review_min_delay_hours). Les avis modérés (is_moderated = true) sont masqués des listes et statistiques publiques. Un rappel par email est envoyé à l'utilisateur après un délai configurable (review_reminder_delay_hours) s'il n'a pas encore laissé d'avis (suivi via contact_reveals.review_reminder_sent_at, un seul rappel par consultation).</w:t>
       </w:r>
     </w:p>
     <w:p>
@@ -22206,81 +21656,30 @@
         <w:tc>
           <w:tcPr>
             <w:tcW w:type="dxa" w:w="3000"/>
-            <w:tcBorders>
-              <w:top w:val="single" w:color="CCCCCC" w:sz="1"/>
-              <w:left w:val="single" w:color="CCCCCC" w:sz="1"/>
-              <w:bottom w:val="single" w:color="CCCCCC" w:sz="1"/>
-              <w:right w:val="single" w:color="CCCCCC" w:sz="1"/>
-            </w:tcBorders>
-            <w:shd w:fill="FFFFFF" w:val="clear"/>
-            <w:tcMar>
-              <w:top w:type="dxa" w:w="80"/>
-              <w:left w:type="dxa" w:w="120"/>
-              <w:bottom w:type="dxa" w:w="80"/>
-              <w:right w:type="dxa" w:w="120"/>
-            </w:tcMar>
-          </w:tcPr>
-          <w:p>
-            <w:r>
-              <w:rPr>
-                <w:sz w:val="20"/>
-                <w:szCs w:val="20"/>
-              </w:rPr>
-              <w:t xml:space="preserve">contact_access_price</w:t>
+          </w:tcPr>
+          <w:p>
+            <w:r>
+              <w:t>review_min_delay_hours</w:t>
             </w:r>
           </w:p>
         </w:tc>
         <w:tc>
           <w:tcPr>
             <w:tcW w:type="dxa" w:w="2000"/>
-            <w:tcBorders>
-              <w:top w:val="single" w:color="CCCCCC" w:sz="1"/>
-              <w:left w:val="single" w:color="CCCCCC" w:sz="1"/>
-              <w:bottom w:val="single" w:color="CCCCCC" w:sz="1"/>
-              <w:right w:val="single" w:color="CCCCCC" w:sz="1"/>
-            </w:tcBorders>
-            <w:shd w:fill="FFFFFF" w:val="clear"/>
-            <w:tcMar>
-              <w:top w:type="dxa" w:w="80"/>
-              <w:left w:type="dxa" w:w="120"/>
-              <w:bottom w:type="dxa" w:w="80"/>
-              <w:right w:type="dxa" w:w="120"/>
-            </w:tcMar>
-          </w:tcPr>
-          <w:p>
-            <w:r>
-              <w:rPr>
-                <w:sz w:val="20"/>
-                <w:szCs w:val="20"/>
-              </w:rPr>
-              <w:t xml:space="preserve">2500</w:t>
+          </w:tcPr>
+          <w:p>
+            <w:r>
+              <w:t>24</w:t>
             </w:r>
           </w:p>
         </w:tc>
         <w:tc>
           <w:tcPr>
             <w:tcW w:type="dxa" w:w="4000"/>
-            <w:tcBorders>
-              <w:top w:val="single" w:color="CCCCCC" w:sz="1"/>
-              <w:left w:val="single" w:color="CCCCCC" w:sz="1"/>
-              <w:bottom w:val="single" w:color="CCCCCC" w:sz="1"/>
-              <w:right w:val="single" w:color="CCCCCC" w:sz="1"/>
-            </w:tcBorders>
-            <w:shd w:fill="FFFFFF" w:val="clear"/>
-            <w:tcMar>
-              <w:top w:type="dxa" w:w="80"/>
-              <w:left w:type="dxa" w:w="120"/>
-              <w:bottom w:type="dxa" w:w="80"/>
-              <w:right w:type="dxa" w:w="120"/>
-            </w:tcMar>
-          </w:tcPr>
-          <w:p>
-            <w:r>
-              <w:rPr>
-                <w:sz w:val="20"/>
-                <w:szCs w:val="20"/>
-              </w:rPr>
-              <w:t xml:space="preserve">Prix d'accès aux contacts (FCFA)</w:t>
+          </w:tcPr>
+          <w:p>
+            <w:r>
+              <w:t>Délai minimal entre la consultation du contact et le dépôt d'un avis (heures)</w:t>
             </w:r>
           </w:p>
         </w:tc>
@@ -22289,81 +21688,30 @@
         <w:tc>
           <w:tcPr>
             <w:tcW w:type="dxa" w:w="3000"/>
-            <w:tcBorders>
-              <w:top w:val="single" w:color="CCCCCC" w:sz="1"/>
-              <w:left w:val="single" w:color="CCCCCC" w:sz="1"/>
-              <w:bottom w:val="single" w:color="CCCCCC" w:sz="1"/>
-              <w:right w:val="single" w:color="CCCCCC" w:sz="1"/>
-            </w:tcBorders>
-            <w:shd w:fill="F5F5F5" w:val="clear"/>
-            <w:tcMar>
-              <w:top w:type="dxa" w:w="80"/>
-              <w:left w:type="dxa" w:w="120"/>
-              <w:bottom w:type="dxa" w:w="80"/>
-              <w:right w:type="dxa" w:w="120"/>
-            </w:tcMar>
-          </w:tcPr>
-          <w:p>
-            <w:r>
-              <w:rPr>
-                <w:sz w:val="20"/>
-                <w:szCs w:val="20"/>
-              </w:rPr>
-              <w:t xml:space="preserve">contact_access_duration_hours</w:t>
+          </w:tcPr>
+          <w:p>
+            <w:r>
+              <w:t>review_reminder_delay_hours</w:t>
             </w:r>
           </w:p>
         </w:tc>
         <w:tc>
           <w:tcPr>
             <w:tcW w:type="dxa" w:w="2000"/>
-            <w:tcBorders>
-              <w:top w:val="single" w:color="CCCCCC" w:sz="1"/>
-              <w:left w:val="single" w:color="CCCCCC" w:sz="1"/>
-              <w:bottom w:val="single" w:color="CCCCCC" w:sz="1"/>
-              <w:right w:val="single" w:color="CCCCCC" w:sz="1"/>
-            </w:tcBorders>
-            <w:shd w:fill="F5F5F5" w:val="clear"/>
-            <w:tcMar>
-              <w:top w:type="dxa" w:w="80"/>
-              <w:left w:type="dxa" w:w="120"/>
-              <w:bottom w:type="dxa" w:w="80"/>
-              <w:right w:type="dxa" w:w="120"/>
-            </w:tcMar>
-          </w:tcPr>
-          <w:p>
-            <w:r>
-              <w:rPr>
-                <w:sz w:val="20"/>
-                <w:szCs w:val="20"/>
-              </w:rPr>
-              <w:t xml:space="preserve">48</w:t>
+          </w:tcPr>
+          <w:p>
+            <w:r>
+              <w:t>48</w:t>
             </w:r>
           </w:p>
         </w:tc>
         <w:tc>
           <w:tcPr>
             <w:tcW w:type="dxa" w:w="4000"/>
-            <w:tcBorders>
-              <w:top w:val="single" w:color="CCCCCC" w:sz="1"/>
-              <w:left w:val="single" w:color="CCCCCC" w:sz="1"/>
-              <w:bottom w:val="single" w:color="CCCCCC" w:sz="1"/>
-              <w:right w:val="single" w:color="CCCCCC" w:sz="1"/>
-            </w:tcBorders>
-            <w:shd w:fill="F5F5F5" w:val="clear"/>
-            <w:tcMar>
-              <w:top w:type="dxa" w:w="80"/>
-              <w:left w:type="dxa" w:w="120"/>
-              <w:bottom w:type="dxa" w:w="80"/>
-              <w:right w:type="dxa" w:w="120"/>
-            </w:tcMar>
-          </w:tcPr>
-          <w:p>
-            <w:r>
-              <w:rPr>
-                <w:sz w:val="20"/>
-                <w:szCs w:val="20"/>
-              </w:rPr>
-              <w:t xml:space="preserve">Durée d'accès au contact en heures</w:t>
+          </w:tcPr>
+          <w:p>
+            <w:r>
+              <w:t>Délai (heures) après la consultation avant l'envoi du rappel d'avis par email</w:t>
             </w:r>
           </w:p>
         </w:tc>
@@ -24833,7 +24181,7 @@
                 <w:sz w:val="20"/>
                 <w:szCs w:val="20"/>
               </w:rPr>
-              <w:t xml:space="preserve">/users/me/contact-accesses</w:t>
+              <w:t xml:space="preserve">/users/me/contact-reveals</w:t>
             </w:r>
           </w:p>
         </w:tc>
@@ -24887,7 +24235,7 @@
                 <w:sz w:val="20"/>
                 <w:szCs w:val="20"/>
               </w:rPr>
-              <w:t xml:space="preserve">Historique des contacts achetés (avec statut actif/expiré).</w:t>
+              <w:t xml:space="preserve">Historique des contacts consultés par l'utilisateur.</w:t>
             </w:r>
           </w:p>
         </w:tc>
@@ -26958,7 +26306,49 @@
                 <w:sz w:val="20"/>
                 <w:szCs w:val="20"/>
               </w:rPr>
-              <w:t xml:space="preserve">Détail d'une annonce. Le contact est masqué. Incrémente views_count.</w:t>
+              <w:t xml:space="preserve">Détail d'une annonce. Le numéro affiché dépend de l'abonnement de l'annonceur. Incrémente views_count.</w:t>
+            </w:r>
+          </w:p>
+        </w:tc>
+      </w:tr>
+      <w:tr>
+        <w:tc>
+          <w:tcPr>
+            <w:tcW w:type="dxa" w:w="1200"/>
+          </w:tcPr>
+          <w:p>
+            <w:r>
+              <w:t>POST</w:t>
+            </w:r>
+          </w:p>
+        </w:tc>
+        <w:tc>
+          <w:tcPr>
+            <w:tcW w:type="dxa" w:w="2600"/>
+          </w:tcPr>
+          <w:p>
+            <w:r>
+              <w:t>/listings/:id/contact</w:t>
+            </w:r>
+          </w:p>
+        </w:tc>
+        <w:tc>
+          <w:tcPr>
+            <w:tcW w:type="dxa" w:w="2000"/>
+          </w:tcPr>
+          <w:p>
+            <w:r>
+              <w:t>Auth (BUYER)</w:t>
+            </w:r>
+          </w:p>
+        </w:tc>
+        <w:tc>
+          <w:tcPr>
+            <w:tcW w:type="dxa" w:w="3000"/>
+          </w:tcPr>
+          <w:p>
+            <w:r>
+              <w:t>Consulte (gratuitement) les coordonnées de l'annonce et enregistre la consultation (contact_reveals). Retourne le numéro réel de l'annonceur s'il est abonné, sinon le numéro intermédiaire de la plateforme.</w:t>
             </w:r>
           </w:p>
         </w:tc>
@@ -27760,7 +27150,7 @@
           <w:sz w:val="28"/>
           <w:szCs w:val="28"/>
         </w:rPr>
-        <w:t xml:space="preserve">4.6 Module Paiements &amp; Accès Contacts — /api/v1/payments</w:t>
+        <w:t xml:space="preserve">4.6 Module Paiements — /api/v1/payments</w:t>
       </w:r>
     </w:p>
     <w:tbl>
@@ -27920,7 +27310,7 @@
               <w:bottom w:val="single" w:color="CCCCCC" w:sz="1"/>
               <w:right w:val="single" w:color="CCCCCC" w:sz="1"/>
             </w:tcBorders>
-            <w:shd w:fill="FFFFFF" w:val="clear"/>
+            <w:shd w:fill="F5F5F5" w:val="clear"/>
             <w:tcMar>
               <w:top w:type="dxa" w:w="80"/>
               <w:left w:type="dxa" w:w="120"/>
@@ -27947,21 +27337,21 @@
               <w:bottom w:val="single" w:color="CCCCCC" w:sz="1"/>
               <w:right w:val="single" w:color="CCCCCC" w:sz="1"/>
             </w:tcBorders>
-            <w:shd w:fill="FFFFFF" w:val="clear"/>
-            <w:tcMar>
-              <w:top w:type="dxa" w:w="80"/>
-              <w:left w:type="dxa" w:w="120"/>
-              <w:bottom w:type="dxa" w:w="80"/>
-              <w:right w:type="dxa" w:w="120"/>
-            </w:tcMar>
-          </w:tcPr>
-          <w:p>
-            <w:r>
-              <w:rPr>
-                <w:sz w:val="20"/>
-                <w:szCs w:val="20"/>
-              </w:rPr>
-              <w:t xml:space="preserve">/payments/initiate-contact-access</w:t>
+            <w:shd w:fill="F5F5F5" w:val="clear"/>
+            <w:tcMar>
+              <w:top w:type="dxa" w:w="80"/>
+              <w:left w:type="dxa" w:w="120"/>
+              <w:bottom w:type="dxa" w:w="80"/>
+              <w:right w:type="dxa" w:w="120"/>
+            </w:tcMar>
+          </w:tcPr>
+          <w:p>
+            <w:r>
+              <w:rPr>
+                <w:sz w:val="20"/>
+                <w:szCs w:val="20"/>
+              </w:rPr>
+              <w:t xml:space="preserve">/payments/webhook</w:t>
             </w:r>
           </w:p>
         </w:tc>
@@ -27974,21 +27364,21 @@
               <w:bottom w:val="single" w:color="CCCCCC" w:sz="1"/>
               <w:right w:val="single" w:color="CCCCCC" w:sz="1"/>
             </w:tcBorders>
-            <w:shd w:fill="FFFFFF" w:val="clear"/>
-            <w:tcMar>
-              <w:top w:type="dxa" w:w="80"/>
-              <w:left w:type="dxa" w:w="120"/>
-              <w:bottom w:type="dxa" w:w="80"/>
-              <w:right w:type="dxa" w:w="120"/>
-            </w:tcMar>
-          </w:tcPr>
-          <w:p>
-            <w:r>
-              <w:rPr>
-                <w:sz w:val="20"/>
-                <w:szCs w:val="20"/>
-              </w:rPr>
-              <w:t xml:space="preserve">Auth (BUYER)</w:t>
+            <w:shd w:fill="F5F5F5" w:val="clear"/>
+            <w:tcMar>
+              <w:top w:type="dxa" w:w="80"/>
+              <w:left w:type="dxa" w:w="120"/>
+              <w:bottom w:type="dxa" w:w="80"/>
+              <w:right w:type="dxa" w:w="120"/>
+            </w:tcMar>
+          </w:tcPr>
+          <w:p>
+            <w:r>
+              <w:rPr>
+                <w:sz w:val="20"/>
+                <w:szCs w:val="20"/>
+              </w:rPr>
+              <w:t xml:space="preserve">Public (signature)</w:t>
             </w:r>
           </w:p>
         </w:tc>
@@ -28001,241 +27391,21 @@
               <w:bottom w:val="single" w:color="CCCCCC" w:sz="1"/>
               <w:right w:val="single" w:color="CCCCCC" w:sz="1"/>
             </w:tcBorders>
-            <w:shd w:fill="FFFFFF" w:val="clear"/>
-            <w:tcMar>
-              <w:top w:type="dxa" w:w="80"/>
-              <w:left w:type="dxa" w:w="120"/>
-              <w:bottom w:type="dxa" w:w="80"/>
-              <w:right w:type="dxa" w:w="120"/>
-            </w:tcMar>
-          </w:tcPr>
-          <w:p>
-            <w:r>
-              <w:rPr>
-                <w:sz w:val="20"/>
-                <w:szCs w:val="20"/>
-              </w:rPr>
-              <w:t xml:space="preserve">Initie un paiement pour accéder au contact d'une annonce. Body: listing_id, method (MOBILE_MONEY|CARD), provider. Retourne le token KKiapay ou l.URL de redirection.</w:t>
-            </w:r>
-          </w:p>
-        </w:tc>
-      </w:tr>
-      <w:tr>
-        <w:tc>
-          <w:tcPr>
-            <w:tcW w:type="dxa" w:w="1200"/>
-            <w:tcBorders>
-              <w:top w:val="single" w:color="CCCCCC" w:sz="1"/>
-              <w:left w:val="single" w:color="CCCCCC" w:sz="1"/>
-              <w:bottom w:val="single" w:color="CCCCCC" w:sz="1"/>
-              <w:right w:val="single" w:color="CCCCCC" w:sz="1"/>
-            </w:tcBorders>
-            <w:shd w:fill="F5F5F5" w:val="clear"/>
-            <w:tcMar>
-              <w:top w:type="dxa" w:w="80"/>
-              <w:left w:type="dxa" w:w="120"/>
-              <w:bottom w:type="dxa" w:w="80"/>
-              <w:right w:type="dxa" w:w="120"/>
-            </w:tcMar>
-          </w:tcPr>
-          <w:p>
-            <w:r>
-              <w:rPr>
-                <w:sz w:val="20"/>
-                <w:szCs w:val="20"/>
-              </w:rPr>
-              <w:t xml:space="preserve">POST</w:t>
-            </w:r>
-          </w:p>
-        </w:tc>
-        <w:tc>
-          <w:tcPr>
-            <w:tcW w:type="dxa" w:w="2800"/>
-            <w:tcBorders>
-              <w:top w:val="single" w:color="CCCCCC" w:sz="1"/>
-              <w:left w:val="single" w:color="CCCCCC" w:sz="1"/>
-              <w:bottom w:val="single" w:color="CCCCCC" w:sz="1"/>
-              <w:right w:val="single" w:color="CCCCCC" w:sz="1"/>
-            </w:tcBorders>
-            <w:shd w:fill="F5F5F5" w:val="clear"/>
-            <w:tcMar>
-              <w:top w:type="dxa" w:w="80"/>
-              <w:left w:type="dxa" w:w="120"/>
-              <w:bottom w:type="dxa" w:w="80"/>
-              <w:right w:type="dxa" w:w="120"/>
-            </w:tcMar>
-          </w:tcPr>
-          <w:p>
-            <w:r>
-              <w:rPr>
-                <w:sz w:val="20"/>
-                <w:szCs w:val="20"/>
-              </w:rPr>
-              <w:t xml:space="preserve">/payments/webhook</w:t>
-            </w:r>
-          </w:p>
-        </w:tc>
-        <w:tc>
-          <w:tcPr>
-            <w:tcW w:type="dxa" w:w="1800"/>
-            <w:tcBorders>
-              <w:top w:val="single" w:color="CCCCCC" w:sz="1"/>
-              <w:left w:val="single" w:color="CCCCCC" w:sz="1"/>
-              <w:bottom w:val="single" w:color="CCCCCC" w:sz="1"/>
-              <w:right w:val="single" w:color="CCCCCC" w:sz="1"/>
-            </w:tcBorders>
-            <w:shd w:fill="F5F5F5" w:val="clear"/>
-            <w:tcMar>
-              <w:top w:type="dxa" w:w="80"/>
-              <w:left w:type="dxa" w:w="120"/>
-              <w:bottom w:type="dxa" w:w="80"/>
-              <w:right w:type="dxa" w:w="120"/>
-            </w:tcMar>
-          </w:tcPr>
-          <w:p>
-            <w:r>
-              <w:rPr>
-                <w:sz w:val="20"/>
-                <w:szCs w:val="20"/>
-              </w:rPr>
-              <w:t xml:space="preserve">Public (signature)</w:t>
-            </w:r>
-          </w:p>
-        </w:tc>
-        <w:tc>
-          <w:tcPr>
-            <w:tcW w:type="dxa" w:w="3000"/>
-            <w:tcBorders>
-              <w:top w:val="single" w:color="CCCCCC" w:sz="1"/>
-              <w:left w:val="single" w:color="CCCCCC" w:sz="1"/>
-              <w:bottom w:val="single" w:color="CCCCCC" w:sz="1"/>
-              <w:right w:val="single" w:color="CCCCCC" w:sz="1"/>
-            </w:tcBorders>
-            <w:shd w:fill="F5F5F5" w:val="clear"/>
-            <w:tcMar>
-              <w:top w:type="dxa" w:w="80"/>
-              <w:left w:type="dxa" w:w="120"/>
-              <w:bottom w:type="dxa" w:w="80"/>
-              <w:right w:type="dxa" w:w="120"/>
-            </w:tcMar>
-          </w:tcPr>
-          <w:p>
-            <w:r>
-              <w:rPr>
-                <w:sz w:val="20"/>
-                <w:szCs w:val="20"/>
-              </w:rPr>
-              <w:t xml:space="preserve">Webhook du prestataire de paiement (KKiapay). Valide la signature HMAC, met à jour payment.status, crée contact_access si succès.</w:t>
-            </w:r>
-          </w:p>
-        </w:tc>
-      </w:tr>
-      <w:tr>
-        <w:tc>
-          <w:tcPr>
-            <w:tcW w:type="dxa" w:w="1200"/>
-            <w:tcBorders>
-              <w:top w:val="single" w:color="CCCCCC" w:sz="1"/>
-              <w:left w:val="single" w:color="CCCCCC" w:sz="1"/>
-              <w:bottom w:val="single" w:color="CCCCCC" w:sz="1"/>
-              <w:right w:val="single" w:color="CCCCCC" w:sz="1"/>
-            </w:tcBorders>
-            <w:shd w:fill="FFFFFF" w:val="clear"/>
-            <w:tcMar>
-              <w:top w:type="dxa" w:w="80"/>
-              <w:left w:type="dxa" w:w="120"/>
-              <w:bottom w:type="dxa" w:w="80"/>
-              <w:right w:type="dxa" w:w="120"/>
-            </w:tcMar>
-          </w:tcPr>
-          <w:p>
-            <w:r>
-              <w:rPr>
-                <w:sz w:val="20"/>
-                <w:szCs w:val="20"/>
-              </w:rPr>
-              <w:t xml:space="preserve">GET</w:t>
-            </w:r>
-          </w:p>
-        </w:tc>
-        <w:tc>
-          <w:tcPr>
-            <w:tcW w:type="dxa" w:w="2800"/>
-            <w:tcBorders>
-              <w:top w:val="single" w:color="CCCCCC" w:sz="1"/>
-              <w:left w:val="single" w:color="CCCCCC" w:sz="1"/>
-              <w:bottom w:val="single" w:color="CCCCCC" w:sz="1"/>
-              <w:right w:val="single" w:color="CCCCCC" w:sz="1"/>
-            </w:tcBorders>
-            <w:shd w:fill="FFFFFF" w:val="clear"/>
-            <w:tcMar>
-              <w:top w:type="dxa" w:w="80"/>
-              <w:left w:type="dxa" w:w="120"/>
-              <w:bottom w:type="dxa" w:w="80"/>
-              <w:right w:type="dxa" w:w="120"/>
-            </w:tcMar>
-          </w:tcPr>
-          <w:p>
-            <w:r>
-              <w:rPr>
-                <w:sz w:val="20"/>
-                <w:szCs w:val="20"/>
-              </w:rPr>
-              <w:t xml:space="preserve">/payments/contact-access/:listing_id</w:t>
-            </w:r>
-          </w:p>
-        </w:tc>
-        <w:tc>
-          <w:tcPr>
-            <w:tcW w:type="dxa" w:w="1800"/>
-            <w:tcBorders>
-              <w:top w:val="single" w:color="CCCCCC" w:sz="1"/>
-              <w:left w:val="single" w:color="CCCCCC" w:sz="1"/>
-              <w:bottom w:val="single" w:color="CCCCCC" w:sz="1"/>
-              <w:right w:val="single" w:color="CCCCCC" w:sz="1"/>
-            </w:tcBorders>
-            <w:shd w:fill="FFFFFF" w:val="clear"/>
-            <w:tcMar>
-              <w:top w:type="dxa" w:w="80"/>
-              <w:left w:type="dxa" w:w="120"/>
-              <w:bottom w:type="dxa" w:w="80"/>
-              <w:right w:type="dxa" w:w="120"/>
-            </w:tcMar>
-          </w:tcPr>
-          <w:p>
-            <w:r>
-              <w:rPr>
-                <w:sz w:val="20"/>
-                <w:szCs w:val="20"/>
-              </w:rPr>
-              <w:t xml:space="preserve">Auth (BUYER)</w:t>
-            </w:r>
-          </w:p>
-        </w:tc>
-        <w:tc>
-          <w:tcPr>
-            <w:tcW w:type="dxa" w:w="3000"/>
-            <w:tcBorders>
-              <w:top w:val="single" w:color="CCCCCC" w:sz="1"/>
-              <w:left w:val="single" w:color="CCCCCC" w:sz="1"/>
-              <w:bottom w:val="single" w:color="CCCCCC" w:sz="1"/>
-              <w:right w:val="single" w:color="CCCCCC" w:sz="1"/>
-            </w:tcBorders>
-            <w:shd w:fill="FFFFFF" w:val="clear"/>
-            <w:tcMar>
-              <w:top w:type="dxa" w:w="80"/>
-              <w:left w:type="dxa" w:w="120"/>
-              <w:bottom w:type="dxa" w:w="80"/>
-              <w:right w:type="dxa" w:w="120"/>
-            </w:tcMar>
-          </w:tcPr>
-          <w:p>
-            <w:r>
-              <w:rPr>
-                <w:sz w:val="20"/>
-                <w:szCs w:val="20"/>
-              </w:rPr>
-              <w:t xml:space="preserve">Vérifie si l'utilisateur a un accès actif à cette annonce et retourne le numéro de contact si oui.</w:t>
+            <w:shd w:fill="F5F5F5" w:val="clear"/>
+            <w:tcMar>
+              <w:top w:type="dxa" w:w="80"/>
+              <w:left w:type="dxa" w:w="120"/>
+              <w:bottom w:type="dxa" w:w="80"/>
+              <w:right w:type="dxa" w:w="120"/>
+            </w:tcMar>
+          </w:tcPr>
+          <w:p>
+            <w:r>
+              <w:rPr>
+                <w:sz w:val="20"/>
+                <w:szCs w:val="20"/>
+              </w:rPr>
+              <w:t xml:space="preserve">Webhook du prestataire de paiement (KKiapay). Valide la signature HMAC, met à jour payment.status et déclenche les effets métier (abonnement, demande Je recherche).</w:t>
             </w:r>
           </w:p>
         </w:tc>
@@ -28405,7 +27575,7 @@
                 <w:sz w:val="20"/>
                 <w:szCs w:val="20"/>
               </w:rPr>
-              <w:t xml:space="preserve">SECURITE CRITIQUE : Le numéro réel n'est JAMAIS retourné dans /listings/:id. Il est uniquement retourné par GET /payments/contact-access/:listing_id après vérification que le paiement est SUCCESS et l'accès non expiré.</w:t>
+              <w:t xml:space="preserve">SECURITE CRITIQUE : Le numéro réel n'est jamais retourné dans GET /listings/:id. Il n'est retourné que par POST /listings/:id/contact, et uniquement si l'annonceur dispose d'un abonnement actif ; à défaut, c'est le numéro intermédiaire de la plateforme (contact_phone_wcc) qui est renvoyé.</w:t>
             </w:r>
           </w:p>
         </w:tc>
@@ -29926,7 +29096,49 @@
                 <w:sz w:val="20"/>
                 <w:szCs w:val="20"/>
               </w:rPr>
-              <w:t xml:space="preserve">Poster un avis. Body: listing_id, rating (1-5), comment. Vérifie qu'un contact_access valide existe pour ce listing.</w:t>
+              <w:t xml:space="preserve">Poster un avis. Body: listing_id, rating (1-5), comment. Vérifie qu'une consultation du contact (contact_reveals) existe pour ce listing et que le délai minimal (review_min_delay_hours) est écoulé.</w:t>
+            </w:r>
+          </w:p>
+        </w:tc>
+      </w:tr>
+      <w:tr>
+        <w:tc>
+          <w:tcPr>
+            <w:tcW w:type="dxa" w:w="1200"/>
+          </w:tcPr>
+          <w:p>
+            <w:r>
+              <w:t>PATCH</w:t>
+            </w:r>
+          </w:p>
+        </w:tc>
+        <w:tc>
+          <w:tcPr>
+            <w:tcW w:type="dxa" w:w="2600"/>
+          </w:tcPr>
+          <w:p>
+            <w:r>
+              <w:t>/reviews/:id/moderate</w:t>
+            </w:r>
+          </w:p>
+        </w:tc>
+        <w:tc>
+          <w:tcPr>
+            <w:tcW w:type="dxa" w:w="1800"/>
+          </w:tcPr>
+          <w:p>
+            <w:r>
+              <w:t>ADMIN</w:t>
+            </w:r>
+          </w:p>
+        </w:tc>
+        <w:tc>
+          <w:tcPr>
+            <w:tcW w:type="dxa" w:w="3200"/>
+          </w:tcPr>
+          <w:p>
+            <w:r>
+              <w:t>Modère un avis (le masque du public sans le supprimer). Body: is_moderated (boolean). Réversible.</w:t>
             </w:r>
           </w:p>
         </w:tc>
@@ -34612,7 +33824,7 @@
           <w:sz w:val="22"/>
           <w:szCs w:val="22"/>
         </w:rPr>
-        <w:t xml:space="preserve">Numéros de contact dans listings et contact_accesses : chiffrés au repos avec AES-256 (clé stockée dans les variables d'environnement).</w:t>
+        <w:t xml:space="preserve">Numéros de contact réels dans listings : chiffrés au repos avec AES-256 (clé stockée dans les variables d'environnement).</w:t>
       </w:r>
     </w:p>
     <w:p>
@@ -34671,7 +33883,7 @@
           <w:sz w:val="22"/>
           <w:szCs w:val="22"/>
         </w:rPr>
-        <w:t xml:space="preserve">Lorsque l'API retourne un contact révélé, elle inclut dans la réponse un champ watermark contenant un token unique identifiant l'utilisateur et l'heure d'accès. Ce token est retourné au frontend pour superposition discrète sur l'écran d'affichage du contact. Il ne constitue pas une protection technique mais un frein psychologique et une piste d'audit.</w:t>
+        <w:t xml:space="preserve">Lorsque l'API retourne le numéro de contact réel d'un annonceur (lors de la consultation par un locataire), elle inclut dans la réponse un champ watermark contenant un token unique identifiant l'utilisateur et l'heure de consultation. Ce token est retourné au frontend pour superposition discrète sur l'écran d'affichage du contact. Il ne constitue pas une protection technique mais un frein psychologique et une piste d'audit.</w:t>
       </w:r>
     </w:p>
     <w:p>
@@ -34700,7 +33912,7 @@
           <w:sz w:val="18"/>
           <w:szCs w:val="18"/>
         </w:rPr>
-        <w:t xml:space="preserve">{ "contact_phone": "+22912345678", "watermark": "OKKAZ-USER-abc123-1714200000", "expires_at": "2026-04-18T10:00:00Z" }</w:t>
+        <w:t xml:space="preserve">{ "contact_phone": "+22912345678", "watermark": "OKKAZ-USER-abc123-1714200000" }</w:t>
       </w:r>
     </w:p>
     <w:p>
@@ -35660,7 +34872,7 @@
           <w:sz w:val="28"/>
           <w:szCs w:val="28"/>
         </w:rPr>
-        <w:t xml:space="preserve">6.3 Expiration des accès contacts</w:t>
+        <w:t xml:space="preserve">6.3 Affichage du contact selon l'abonnement</w:t>
       </w:r>
     </w:p>
     <w:p>
@@ -35677,7 +34889,7 @@
           <w:sz w:val="22"/>
           <w:szCs w:val="22"/>
         </w:rPr>
-        <w:t xml:space="preserve">La durée d'accès est configurable via system_settings (contact_access_duration_hours, défaut : 48h).</w:t>
+        <w:t xml:space="preserve">Le numéro réel de l'annonceur n'est affiché que s'il dispose d'un abonnement ACTIF (subscriptions.status = ACTIVE et ends_at &gt; NOW()).</w:t>
       </w:r>
     </w:p>
     <w:p>
@@ -35694,7 +34906,7 @@
           <w:sz w:val="22"/>
           <w:szCs w:val="22"/>
         </w:rPr>
-        <w:t xml:space="preserve">Un job cron s'exécute toutes les heures pour marquer is_active = false sur les contact_accesses dont expires_at &lt; NOW().</w:t>
+        <w:t xml:space="preserve">À défaut d'abonnement actif, l'API renvoie le numéro intermédiaire de la plateforme (contact_phone_wcc) à la place du numéro réel.</w:t>
       </w:r>
     </w:p>
     <w:p>
@@ -35711,7 +34923,7 @@
           <w:sz w:val="22"/>
           <w:szCs w:val="22"/>
         </w:rPr>
-        <w:t xml:space="preserve">Si un utilisateur tente d'accéder à un contact expiré, il doit payer à nouveau (un nouvel enregistrement contact_accesses est créé).</w:t>
+        <w:t xml:space="preserve">La consultation du contact par un locataire est gratuite et enregistrée dans contact_reveals (une entrée par couple utilisateur/annonce), ce qui conditionne la possibilité de laisser un avis.</w:t>
       </w:r>
     </w:p>
     <w:p>
@@ -35942,7 +35154,7 @@
           <w:sz w:val="22"/>
           <w:szCs w:val="22"/>
         </w:rPr>
-        <w:t xml:space="preserve">Routes API : kebab-case (/contact-accesses, /forgot-password).</w:t>
+        <w:t xml:space="preserve">Routes API : kebab-case (/contact-reveals, /forgot-password).</w:t>
       </w:r>
     </w:p>
     <w:p>
